--- a/部门级智能体落地实施方案.docx
+++ b/部门级智能体落地实施方案.docx
@@ -14113,7 +14113,7 @@
                 <w:sz w:val="18"/>
                 <w:szCs w:val="18"/>
               </w:rPr>
-              <w:t xml:space="preserve">在我的库和共享库的知识条目中检索、读取；把值得留下的经验记成草稿，经用户确认才算数（见 5.5 节）</w:t>
+              <w:t xml:space="preserve">在我的库和共享库的知识条目中检索、读取；用户要求入库时把内容记成草稿，经用户确认才算数（见 5.5 节）</w:t>
             </w:r>
           </w:p>
         </w:tc>
@@ -14872,7 +14872,7 @@
         <w:t xml:space="preserve">使用。</w:t>
       </w:r>
       <w:r>
-        <w:t xml:space="preserve">智能体动手前先查（search_knowledge、read_knowledge）；做完把值得留下的经验记成草稿（propose_knowledge），草稿在“知识库”页面经用户确认才算数。</w:t>
+        <w:t xml:space="preserve">智能体动手前先查（search_knowledge、read_knowledge）。它不主动往库里记：任务的中间产物多半不值得入库，由工程师在对话里说“记到知识库”时才记成草稿（propose_knowledge），草稿在“知识库”页面经用户确认才算数。</w:t>
       </w:r>
     </w:p>
     <w:p>
@@ -27196,7 +27196,7 @@
               <w:spacing w:after="0" w:before="0" w:line="280"/>
               <w:jc w:val="left"/>
             </w:pPr>
-            <w:hyperlink w:history="1" r:id="rIdlw_e64oud7dugy_80xabg">
+            <w:hyperlink w:history="1" r:id="rIdnl6be8ooaiqtsdwdfvcun">
               <w:r>
                 <w:rPr>
                   <w:rStyle w:val="Hyperlink"/>
@@ -27264,7 +27264,7 @@
               <w:spacing w:after="0" w:before="0" w:line="280"/>
               <w:jc w:val="left"/>
             </w:pPr>
-            <w:hyperlink w:history="1" r:id="rIdfbblclkt_pgiug_r3wvfx">
+            <w:hyperlink w:history="1" r:id="rIdou2yuih7y7thfgwoeczml">
               <w:r>
                 <w:rPr>
                   <w:rStyle w:val="Hyperlink"/>
@@ -27332,7 +27332,7 @@
               <w:spacing w:after="0" w:before="0" w:line="280"/>
               <w:jc w:val="left"/>
             </w:pPr>
-            <w:hyperlink w:history="1" r:id="rId1w33wtc9ydcb0o0cd-bsu">
+            <w:hyperlink w:history="1" r:id="rIdez5xppj0hgubtlneffrxz">
               <w:r>
                 <w:rPr>
                   <w:rStyle w:val="Hyperlink"/>
@@ -27400,7 +27400,7 @@
               <w:spacing w:after="0" w:before="0" w:line="280"/>
               <w:jc w:val="left"/>
             </w:pPr>
-            <w:hyperlink w:history="1" r:id="rIdy_cxcc7fu4kd8t2bzplnr">
+            <w:hyperlink w:history="1" r:id="rIdivcr6znuqttx2tchbaw-m">
               <w:r>
                 <w:rPr>
                   <w:rStyle w:val="Hyperlink"/>
@@ -27468,7 +27468,7 @@
               <w:spacing w:after="0" w:before="0" w:line="280"/>
               <w:jc w:val="left"/>
             </w:pPr>
-            <w:hyperlink w:history="1" r:id="rIdaujsumyvwhz6yctirvvra">
+            <w:hyperlink w:history="1" r:id="rId-vvyhybtunjtf2-mlpt46">
               <w:r>
                 <w:rPr>
                   <w:rStyle w:val="Hyperlink"/>
@@ -27536,7 +27536,7 @@
               <w:spacing w:after="0" w:before="0" w:line="280"/>
               <w:jc w:val="left"/>
             </w:pPr>
-            <w:hyperlink w:history="1" r:id="rIddnnytmf_9wyx-cqpg0jy0">
+            <w:hyperlink w:history="1" r:id="rIdbjlzijjfgcnvgvxr6f_it">
               <w:r>
                 <w:rPr>
                   <w:rStyle w:val="Hyperlink"/>
@@ -27604,7 +27604,7 @@
               <w:spacing w:after="0" w:before="0" w:line="280"/>
               <w:jc w:val="left"/>
             </w:pPr>
-            <w:hyperlink w:history="1" r:id="rId27o_io7h4zo-dzndgnikd">
+            <w:hyperlink w:history="1" r:id="rId_yzytwakp3etuapmsjopk">
               <w:r>
                 <w:rPr>
                   <w:rStyle w:val="Hyperlink"/>
@@ -27672,7 +27672,7 @@
               <w:spacing w:after="0" w:before="0" w:line="280"/>
               <w:jc w:val="left"/>
             </w:pPr>
-            <w:hyperlink w:history="1" r:id="rIdxwwb0tpgc6mguiac3cfqa">
+            <w:hyperlink w:history="1" r:id="rIdqnsqjtv6iczinkli9hl36">
               <w:r>
                 <w:rPr>
                   <w:rStyle w:val="Hyperlink"/>
@@ -27740,7 +27740,7 @@
               <w:spacing w:after="0" w:before="0" w:line="280"/>
               <w:jc w:val="left"/>
             </w:pPr>
-            <w:hyperlink w:history="1" r:id="rIdlf5r6ksqoqorhjie1fvcr">
+            <w:hyperlink w:history="1" r:id="rIdo_edrtdrr-uakim5gkckg">
               <w:r>
                 <w:rPr>
                   <w:rStyle w:val="Hyperlink"/>
@@ -27808,7 +27808,7 @@
               <w:spacing w:after="0" w:before="0" w:line="280"/>
               <w:jc w:val="left"/>
             </w:pPr>
-            <w:hyperlink w:history="1" r:id="rIdy8z7tqwcn4z74-dhjsyaw">
+            <w:hyperlink w:history="1" r:id="rIdtaljqrzcvuawbwpitlm0o">
               <w:r>
                 <w:rPr>
                   <w:rStyle w:val="Hyperlink"/>
@@ -27876,7 +27876,7 @@
               <w:spacing w:after="0" w:before="0" w:line="280"/>
               <w:jc w:val="left"/>
             </w:pPr>
-            <w:hyperlink w:history="1" r:id="rId3r5hgn8l86qjbgjkyxpft">
+            <w:hyperlink w:history="1" r:id="rIdqqjwwn0kguifu9ycpvkw7">
               <w:r>
                 <w:rPr>
                   <w:rStyle w:val="Hyperlink"/>

--- a/部门级智能体落地实施方案.docx
+++ b/部门级智能体落地实施方案.docx
@@ -23584,9 +23584,9 @@
       </w:tblPr>
       <w:tblGrid>
         <w:gridCol w:w="875"/>
-        <w:gridCol w:w="2818"/>
-        <w:gridCol w:w="3369"/>
-        <w:gridCol w:w="2576"/>
+        <w:gridCol w:w="2813"/>
+        <w:gridCol w:w="3362"/>
+        <w:gridCol w:w="2588"/>
       </w:tblGrid>
       <w:tr>
         <w:trPr>
@@ -23627,7 +23627,7 @@
         </w:tc>
         <w:tc>
           <w:tcPr>
-            <w:tcW w:type="dxa" w:w="2818"/>
+            <w:tcW w:type="dxa" w:w="2813"/>
             <w:tcBorders>
               <w:top w:val="single" w:color="808080" w:sz="4"/>
               <w:left w:val="single" w:color="808080" w:sz="4"/>
@@ -23660,7 +23660,7 @@
         </w:tc>
         <w:tc>
           <w:tcPr>
-            <w:tcW w:type="dxa" w:w="3369"/>
+            <w:tcW w:type="dxa" w:w="3362"/>
             <w:tcBorders>
               <w:top w:val="single" w:color="808080" w:sz="4"/>
               <w:left w:val="single" w:color="808080" w:sz="4"/>
@@ -23693,7 +23693,7 @@
         </w:tc>
         <w:tc>
           <w:tcPr>
-            <w:tcW w:type="dxa" w:w="2576"/>
+            <w:tcW w:type="dxa" w:w="2588"/>
             <w:tcBorders>
               <w:top w:val="single" w:color="808080" w:sz="4"/>
               <w:left w:val="single" w:color="808080" w:sz="4"/>
@@ -23761,7 +23761,7 @@
         </w:tc>
         <w:tc>
           <w:tcPr>
-            <w:tcW w:type="dxa" w:w="2818"/>
+            <w:tcW w:type="dxa" w:w="2813"/>
             <w:tcBorders>
               <w:top w:val="single" w:color="808080" w:sz="4"/>
               <w:left w:val="single" w:color="808080" w:sz="4"/>
@@ -23791,7 +23791,7 @@
         </w:tc>
         <w:tc>
           <w:tcPr>
-            <w:tcW w:type="dxa" w:w="3369"/>
+            <w:tcW w:type="dxa" w:w="3362"/>
             <w:tcBorders>
               <w:top w:val="single" w:color="808080" w:sz="4"/>
               <w:left w:val="single" w:color="808080" w:sz="4"/>
@@ -23821,7 +23821,7 @@
         </w:tc>
         <w:tc>
           <w:tcPr>
-            <w:tcW w:type="dxa" w:w="2576"/>
+            <w:tcW w:type="dxa" w:w="2588"/>
             <w:tcBorders>
               <w:top w:val="single" w:color="808080" w:sz="4"/>
               <w:left w:val="single" w:color="808080" w:sz="4"/>
@@ -23886,7 +23886,7 @@
         </w:tc>
         <w:tc>
           <w:tcPr>
-            <w:tcW w:type="dxa" w:w="2818"/>
+            <w:tcW w:type="dxa" w:w="2813"/>
             <w:tcBorders>
               <w:top w:val="single" w:color="808080" w:sz="4"/>
               <w:left w:val="single" w:color="808080" w:sz="4"/>
@@ -23916,7 +23916,7 @@
         </w:tc>
         <w:tc>
           <w:tcPr>
-            <w:tcW w:type="dxa" w:w="3369"/>
+            <w:tcW w:type="dxa" w:w="3362"/>
             <w:tcBorders>
               <w:top w:val="single" w:color="808080" w:sz="4"/>
               <w:left w:val="single" w:color="808080" w:sz="4"/>
@@ -23946,7 +23946,7 @@
         </w:tc>
         <w:tc>
           <w:tcPr>
-            <w:tcW w:type="dxa" w:w="2576"/>
+            <w:tcW w:type="dxa" w:w="2588"/>
             <w:tcBorders>
               <w:top w:val="single" w:color="808080" w:sz="4"/>
               <w:left w:val="single" w:color="808080" w:sz="4"/>
@@ -24011,7 +24011,7 @@
         </w:tc>
         <w:tc>
           <w:tcPr>
-            <w:tcW w:type="dxa" w:w="2818"/>
+            <w:tcW w:type="dxa" w:w="2813"/>
             <w:tcBorders>
               <w:top w:val="single" w:color="808080" w:sz="4"/>
               <w:left w:val="single" w:color="808080" w:sz="4"/>
@@ -24041,7 +24041,7 @@
         </w:tc>
         <w:tc>
           <w:tcPr>
-            <w:tcW w:type="dxa" w:w="3369"/>
+            <w:tcW w:type="dxa" w:w="3362"/>
             <w:tcBorders>
               <w:top w:val="single" w:color="808080" w:sz="4"/>
               <w:left w:val="single" w:color="808080" w:sz="4"/>
@@ -24071,31 +24071,31 @@
         </w:tc>
         <w:tc>
           <w:tcPr>
-            <w:tcW w:type="dxa" w:w="2576"/>
-            <w:tcBorders>
-              <w:top w:val="single" w:color="808080" w:sz="4"/>
-              <w:left w:val="single" w:color="808080" w:sz="4"/>
-              <w:bottom w:val="single" w:color="808080" w:sz="4"/>
-              <w:right w:val="single" w:color="808080" w:sz="4"/>
-            </w:tcBorders>
-            <w:tcMar>
-              <w:top w:type="dxa" w:w="40"/>
-              <w:left w:type="dxa" w:w="80"/>
-              <w:bottom w:type="dxa" w:w="40"/>
-              <w:right w:type="dxa" w:w="80"/>
-            </w:tcMar>
-          </w:tcPr>
-          <w:p>
-            <w:pPr>
-              <w:spacing w:after="0" w:before="0" w:line="280"/>
-              <w:jc w:val="left"/>
-            </w:pPr>
-            <w:r>
-              <w:rPr>
-                <w:sz w:val="18"/>
-                <w:szCs w:val="18"/>
-              </w:rPr>
-              <w:t xml:space="preserve">大部分完成；编码评测在加读取围栏和精简后待重跑；六个环节待逐个实机确认</w:t>
+            <w:tcW w:type="dxa" w:w="2588"/>
+            <w:tcBorders>
+              <w:top w:val="single" w:color="808080" w:sz="4"/>
+              <w:left w:val="single" w:color="808080" w:sz="4"/>
+              <w:bottom w:val="single" w:color="808080" w:sz="4"/>
+              <w:right w:val="single" w:color="808080" w:sz="4"/>
+            </w:tcBorders>
+            <w:tcMar>
+              <w:top w:type="dxa" w:w="40"/>
+              <w:left w:type="dxa" w:w="80"/>
+              <w:bottom w:type="dxa" w:w="40"/>
+              <w:right w:type="dxa" w:w="80"/>
+            </w:tcMar>
+          </w:tcPr>
+          <w:p>
+            <w:pPr>
+              <w:spacing w:after="0" w:before="0" w:line="280"/>
+              <w:jc w:val="left"/>
+            </w:pPr>
+            <w:r>
+              <w:rPr>
+                <w:sz w:val="18"/>
+                <w:szCs w:val="18"/>
+              </w:rPr>
+              <w:t xml:space="preserve">达到（10-29）：六个环节都在工作台上从发起到审核提交走通，成绩不低于基线</w:t>
             </w:r>
           </w:p>
         </w:tc>
@@ -24136,7 +24136,7 @@
         </w:tc>
         <w:tc>
           <w:tcPr>
-            <w:tcW w:type="dxa" w:w="2818"/>
+            <w:tcW w:type="dxa" w:w="2813"/>
             <w:tcBorders>
               <w:top w:val="single" w:color="808080" w:sz="4"/>
               <w:left w:val="single" w:color="808080" w:sz="4"/>
@@ -24166,7 +24166,7 @@
         </w:tc>
         <w:tc>
           <w:tcPr>
-            <w:tcW w:type="dxa" w:w="3369"/>
+            <w:tcW w:type="dxa" w:w="3362"/>
             <w:tcBorders>
               <w:top w:val="single" w:color="808080" w:sz="4"/>
               <w:left w:val="single" w:color="808080" w:sz="4"/>
@@ -24196,7 +24196,7 @@
         </w:tc>
         <w:tc>
           <w:tcPr>
-            <w:tcW w:type="dxa" w:w="2576"/>
+            <w:tcW w:type="dxa" w:w="2588"/>
             <w:tcBorders>
               <w:top w:val="single" w:color="808080" w:sz="4"/>
               <w:left w:val="single" w:color="808080" w:sz="4"/>
@@ -24261,7 +24261,7 @@
         </w:tc>
         <w:tc>
           <w:tcPr>
-            <w:tcW w:type="dxa" w:w="2818"/>
+            <w:tcW w:type="dxa" w:w="2813"/>
             <w:tcBorders>
               <w:top w:val="single" w:color="808080" w:sz="4"/>
               <w:left w:val="single" w:color="808080" w:sz="4"/>
@@ -24291,7 +24291,7 @@
         </w:tc>
         <w:tc>
           <w:tcPr>
-            <w:tcW w:type="dxa" w:w="3369"/>
+            <w:tcW w:type="dxa" w:w="3362"/>
             <w:tcBorders>
               <w:top w:val="single" w:color="808080" w:sz="4"/>
               <w:left w:val="single" w:color="808080" w:sz="4"/>
@@ -24321,7 +24321,7 @@
         </w:tc>
         <w:tc>
           <w:tcPr>
-            <w:tcW w:type="dxa" w:w="2576"/>
+            <w:tcW w:type="dxa" w:w="2588"/>
             <w:tcBorders>
               <w:top w:val="single" w:color="808080" w:sz="4"/>
               <w:left w:val="single" w:color="808080" w:sz="4"/>
@@ -24386,7 +24386,7 @@
         </w:tc>
         <w:tc>
           <w:tcPr>
-            <w:tcW w:type="dxa" w:w="2818"/>
+            <w:tcW w:type="dxa" w:w="2813"/>
             <w:tcBorders>
               <w:top w:val="single" w:color="808080" w:sz="4"/>
               <w:left w:val="single" w:color="808080" w:sz="4"/>
@@ -24416,7 +24416,7 @@
         </w:tc>
         <w:tc>
           <w:tcPr>
-            <w:tcW w:type="dxa" w:w="3369"/>
+            <w:tcW w:type="dxa" w:w="3362"/>
             <w:tcBorders>
               <w:top w:val="single" w:color="808080" w:sz="4"/>
               <w:left w:val="single" w:color="808080" w:sz="4"/>
@@ -24446,7 +24446,7 @@
         </w:tc>
         <w:tc>
           <w:tcPr>
-            <w:tcW w:type="dxa" w:w="2576"/>
+            <w:tcW w:type="dxa" w:w="2588"/>
             <w:tcBorders>
               <w:top w:val="single" w:color="808080" w:sz="4"/>
               <w:left w:val="single" w:color="808080" w:sz="4"/>
@@ -26916,7 +26916,7 @@
         <w:spacing w:after="60" w:line="340"/>
       </w:pPr>
       <w:r>
-        <w:t xml:space="preserve">重跑编码评测，确认读取围栏和精简没有让成绩下降；在工作台上把六个环节逐个从启动到审核跑一遍。</w:t>
+        <w:t xml:space="preserve">修 G2 验收中记下的界面小问题（提交后状态刷新、产出文件数、命令说明用中文）。</w:t>
       </w:r>
     </w:p>
     <w:p>
@@ -27196,7 +27196,7 @@
               <w:spacing w:after="0" w:before="0" w:line="280"/>
               <w:jc w:val="left"/>
             </w:pPr>
-            <w:hyperlink w:history="1" r:id="rIdnl6be8ooaiqtsdwdfvcun">
+            <w:hyperlink w:history="1" r:id="rId39ovmsit7dfsgxpki3dff">
               <w:r>
                 <w:rPr>
                   <w:rStyle w:val="Hyperlink"/>
@@ -27264,7 +27264,7 @@
               <w:spacing w:after="0" w:before="0" w:line="280"/>
               <w:jc w:val="left"/>
             </w:pPr>
-            <w:hyperlink w:history="1" r:id="rIdou2yuih7y7thfgwoeczml">
+            <w:hyperlink w:history="1" r:id="rIdwakawqazqezaev2r3wsdg">
               <w:r>
                 <w:rPr>
                   <w:rStyle w:val="Hyperlink"/>
@@ -27332,7 +27332,7 @@
               <w:spacing w:after="0" w:before="0" w:line="280"/>
               <w:jc w:val="left"/>
             </w:pPr>
-            <w:hyperlink w:history="1" r:id="rIdez5xppj0hgubtlneffrxz">
+            <w:hyperlink w:history="1" r:id="rIdim8acoro4kv6c_193kcuo">
               <w:r>
                 <w:rPr>
                   <w:rStyle w:val="Hyperlink"/>
@@ -27400,7 +27400,7 @@
               <w:spacing w:after="0" w:before="0" w:line="280"/>
               <w:jc w:val="left"/>
             </w:pPr>
-            <w:hyperlink w:history="1" r:id="rIdivcr6znuqttx2tchbaw-m">
+            <w:hyperlink w:history="1" r:id="rIdjdg6l1kimc-ow8q9xa7i4">
               <w:r>
                 <w:rPr>
                   <w:rStyle w:val="Hyperlink"/>
@@ -27468,7 +27468,7 @@
               <w:spacing w:after="0" w:before="0" w:line="280"/>
               <w:jc w:val="left"/>
             </w:pPr>
-            <w:hyperlink w:history="1" r:id="rId-vvyhybtunjtf2-mlpt46">
+            <w:hyperlink w:history="1" r:id="rIdqzhl1et0gz4cpks5fylsu">
               <w:r>
                 <w:rPr>
                   <w:rStyle w:val="Hyperlink"/>
@@ -27536,7 +27536,7 @@
               <w:spacing w:after="0" w:before="0" w:line="280"/>
               <w:jc w:val="left"/>
             </w:pPr>
-            <w:hyperlink w:history="1" r:id="rIdbjlzijjfgcnvgvxr6f_it">
+            <w:hyperlink w:history="1" r:id="rIdq6opvez2v0pnon1ss-t3b">
               <w:r>
                 <w:rPr>
                   <w:rStyle w:val="Hyperlink"/>
@@ -27604,7 +27604,7 @@
               <w:spacing w:after="0" w:before="0" w:line="280"/>
               <w:jc w:val="left"/>
             </w:pPr>
-            <w:hyperlink w:history="1" r:id="rId_yzytwakp3etuapmsjopk">
+            <w:hyperlink w:history="1" r:id="rIdpyqstun0aaekhbee0tmej">
               <w:r>
                 <w:rPr>
                   <w:rStyle w:val="Hyperlink"/>
@@ -27672,7 +27672,7 @@
               <w:spacing w:after="0" w:before="0" w:line="280"/>
               <w:jc w:val="left"/>
             </w:pPr>
-            <w:hyperlink w:history="1" r:id="rIdqnsqjtv6iczinkli9hl36">
+            <w:hyperlink w:history="1" r:id="rIds7wkafuy3w9t-bo-6ptjo">
               <w:r>
                 <w:rPr>
                   <w:rStyle w:val="Hyperlink"/>
@@ -27740,7 +27740,7 @@
               <w:spacing w:after="0" w:before="0" w:line="280"/>
               <w:jc w:val="left"/>
             </w:pPr>
-            <w:hyperlink w:history="1" r:id="rIdo_edrtdrr-uakim5gkckg">
+            <w:hyperlink w:history="1" r:id="rIdxbn43ziyqluwpxvochf94">
               <w:r>
                 <w:rPr>
                   <w:rStyle w:val="Hyperlink"/>
@@ -27808,7 +27808,7 @@
               <w:spacing w:after="0" w:before="0" w:line="280"/>
               <w:jc w:val="left"/>
             </w:pPr>
-            <w:hyperlink w:history="1" r:id="rIdtaljqrzcvuawbwpitlm0o">
+            <w:hyperlink w:history="1" r:id="rIdxe2hgrzu3kvs2pkrjfksl">
               <w:r>
                 <w:rPr>
                   <w:rStyle w:val="Hyperlink"/>
@@ -27876,7 +27876,7 @@
               <w:spacing w:after="0" w:before="0" w:line="280"/>
               <w:jc w:val="left"/>
             </w:pPr>
-            <w:hyperlink w:history="1" r:id="rIdqqjwwn0kguifu9ycpvkw7">
+            <w:hyperlink w:history="1" r:id="rIdiqxtcyljfg8fsek2u14xy">
               <w:r>
                 <w:rPr>
                   <w:rStyle w:val="Hyperlink"/>
